--- a/docs/word/01_カリキュラム_タイムテーブル.docx
+++ b/docs/word/01_カリキュラム_タイムテーブル.docx
@@ -522,7 +522,7 @@
                 <w:b/>
                 <w:sz w:val="19"/>
               </w:rPr>
-              <w:t>研修ストーリー（ELIソリューションズ × みなと精機）</w:t>
+              <w:t>研修ストーリー（ELIソリューションズ × みらい商事）</w:t>
             </w:r>
             <w:r>
               <w:rPr>
@@ -1716,7 +1716,7 @@
                 <w:b w:val="0"/>
                 <w:sz w:val="19"/>
               </w:rPr>
-              <w:t xml:space="preserve"> 見積試算表の作成</w:t>
+              <w:t xml:space="preserve"> A案・B案の見積試算</w:t>
             </w:r>
           </w:p>
         </w:tc>
@@ -3815,7 +3815,7 @@
                 <w:b w:val="0"/>
                 <w:sz w:val="19"/>
               </w:rPr>
-              <w:t>見積試算表の作成</w:t>
+              <w:t>A案・B案の見積試算</w:t>
             </w:r>
           </w:p>
         </w:tc>
@@ -3913,7 +3913,7 @@
                 <w:b w:val="0"/>
                 <w:sz w:val="19"/>
               </w:rPr>
-              <w:t>提案書の作成</w:t>
+              <w:t>提案書（A案・B案）の作成</w:t>
             </w:r>
           </w:p>
         </w:tc>

--- a/docs/word/01_カリキュラム_タイムテーブル.docx
+++ b/docs/word/01_カリキュラム_タイムテーブル.docx
@@ -1292,7 +1292,7 @@
                 <w:b w:val="0"/>
                 <w:sz w:val="19"/>
               </w:rPr>
-              <w:t>相手・目的に応じた文面の書き分け（トーン・長さ・敬語）、社内報告の型（結論→根拠→次の一手）、次回アクションの洗い出し</w:t>
+              <w:t>相手・目的に応じた文面の書き分け（トーン・長さ・敬語）、社内報告の型（結論→根拠→次の一手）、Next Action と未確定事項の整理</w:t>
             </w:r>
           </w:p>
         </w:tc>
@@ -1316,7 +1316,7 @@
                 <w:b w:val="0"/>
                 <w:sz w:val="19"/>
               </w:rPr>
-              <w:t xml:space="preserve"> お礼・確認メールの作成 ／ </w:t>
+              <w:t xml:space="preserve"> 議事録と Next Action の送付メール ／ </w:t>
             </w:r>
             <w:r>
               <w:rPr>
@@ -1332,7 +1332,7 @@
                 <w:b w:val="0"/>
                 <w:sz w:val="19"/>
               </w:rPr>
-              <w:t xml:space="preserve"> 上長への商談報告と行動リスト</w:t>
+              <w:t xml:space="preserve"> 上長への商談報告・行動リスト・確認事項の一覧</w:t>
             </w:r>
           </w:p>
         </w:tc>
@@ -2028,7 +2028,7 @@
                 <w:b w:val="0"/>
                 <w:sz w:val="19"/>
               </w:rPr>
-              <w:t xml:space="preserve"> 提案スライドの作成</w:t>
+              <w:t xml:space="preserve"> 上長説明用の1枚と提案スライド</w:t>
             </w:r>
           </w:p>
         </w:tc>
@@ -3521,7 +3521,7 @@
                 <w:b w:val="0"/>
                 <w:sz w:val="19"/>
               </w:rPr>
-              <w:t>お礼・確認メールの作成</w:t>
+              <w:t>議事録と Next Action の送付メール</w:t>
             </w:r>
           </w:p>
         </w:tc>
@@ -3619,7 +3619,7 @@
                 <w:b w:val="0"/>
                 <w:sz w:val="19"/>
               </w:rPr>
-              <w:t>上長への商談報告と行動リスト</w:t>
+              <w:t>上長への商談報告・行動リスト・確認事項の一覧</w:t>
             </w:r>
           </w:p>
         </w:tc>
@@ -3815,7 +3815,7 @@
                 <w:b w:val="0"/>
                 <w:sz w:val="19"/>
               </w:rPr>
-              <w:t>A案・B案の見積試算</w:t>
+              <w:t>A案・B案の概算見積</w:t>
             </w:r>
           </w:p>
         </w:tc>
@@ -3913,7 +3913,7 @@
                 <w:b w:val="0"/>
                 <w:sz w:val="19"/>
               </w:rPr>
-              <w:t>提案書（A案・B案）の作成</w:t>
+              <w:t>提案書（A案・B案）と上長説明用の1枚</w:t>
             </w:r>
           </w:p>
         </w:tc>
@@ -3977,7 +3977,7 @@
                 <w:b w:val="0"/>
                 <w:sz w:val="19"/>
               </w:rPr>
-              <w:t>06_提案書テンプレート.docx ほか</w:t>
+              <w:t>06_提案書テンプレート.docx、07_研修プログラム案.docx ほか</w:t>
             </w:r>
           </w:p>
         </w:tc>
@@ -4011,7 +4011,7 @@
                 <w:b w:val="0"/>
                 <w:sz w:val="19"/>
               </w:rPr>
-              <w:t>提案スライドの作成</w:t>
+              <w:t>上長説明用の1枚と提案スライド</w:t>
             </w:r>
           </w:p>
         </w:tc>

--- a/docs/word/01_カリキュラム_タイムテーブル.docx
+++ b/docs/word/01_カリキュラム_タイムテーブル.docx
@@ -974,6 +974,22 @@
           </w:tcPr>
           <w:p>
             <w:r/>
+            <w:r>
+              <w:rPr>
+                <w:rFonts w:ascii="Yu Gothic" w:hAnsi="Yu Gothic" w:eastAsia="游ゴシック"/>
+                <w:b/>
+                <w:sz w:val="19"/>
+              </w:rPr>
+              <w:t>ミニ演習A〜D</w:t>
+            </w:r>
+            <w:r>
+              <w:rPr>
+                <w:rFonts w:ascii="Yu Gothic" w:hAnsi="Yu Gothic" w:eastAsia="游ゴシック"/>
+                <w:b w:val="0"/>
+                <w:sz w:val="19"/>
+              </w:rPr>
+              <w:t xml:space="preserve">（各3〜5分） ／ </w:t>
+            </w:r>
             <w:r>
               <w:rPr>
                 <w:rFonts w:ascii="Yu Gothic" w:hAnsi="Yu Gothic" w:eastAsia="游ゴシック"/>

--- a/docs/word/01_カリキュラム_タイムテーブル.docx
+++ b/docs/word/01_カリキュラム_タイムテーブル.docx
@@ -3291,7 +3291,7 @@
                 <w:b w:val="0"/>
                 <w:sz w:val="19"/>
               </w:rPr>
-              <w:t>25分</w:t>
+              <w:t>17分</w:t>
             </w:r>
           </w:p>
         </w:tc>

--- a/docs/word/01_カリキュラム_タイムテーブル.docx
+++ b/docs/word/01_カリキュラム_タイムテーブル.docx
@@ -980,7 +980,7 @@
                 <w:b/>
                 <w:sz w:val="19"/>
               </w:rPr>
-              <w:t>ミニ演習A〜D</w:t>
+              <w:t>ミニ演習3-1〜3-7</w:t>
             </w:r>
             <w:r>
               <w:rPr>
@@ -4315,6 +4315,39 @@
           <w:rFonts w:ascii="Yu Gothic" w:hAnsi="Yu Gothic" w:eastAsia="游ゴシック"/>
           <w:b/>
         </w:rPr>
+        <w:t>ミニ演習</w:t>
+      </w:r>
+      <w:r>
+        <w:rPr>
+          <w:rFonts w:ascii="Yu Gothic" w:hAnsi="Yu Gothic" w:eastAsia="游ゴシック"/>
+          <w:b w:val="0"/>
+        </w:rPr>
+        <w:t>：各スライドの直後に2〜5分のミニ演習がある（全26個、</w:t>
+      </w:r>
+      <w:r>
+        <w:rPr>
+          <w:rFonts w:ascii="Consolas" w:hAnsi="Consolas" w:eastAsia="游ゴシック"/>
+          <w:b w:val="0"/>
+        </w:rPr>
+        <w:t>09_ミニ演習集</w:t>
+      </w:r>
+      <w:r>
+        <w:rPr>
+          <w:rFonts w:ascii="Yu Gothic" w:hAnsi="Yu Gothic" w:eastAsia="游ゴシック"/>
+          <w:b w:val="0"/>
+        </w:rPr>
+        <w:t>）。優先度（◎必須／○推奨／△時間があれば）で選んで実施する（講師ガイド 3.5）</w:t>
+      </w:r>
+    </w:p>
+    <w:p>
+      <w:pPr>
+        <w:pStyle w:val="ListBullet"/>
+      </w:pPr>
+      <w:r>
+        <w:rPr>
+          <w:rFonts w:ascii="Yu Gothic" w:hAnsi="Yu Gothic" w:eastAsia="游ゴシック"/>
+          <w:b/>
+        </w:rPr>
         <w:t>遅れた場合</w:t>
       </w:r>
       <w:r>

--- a/docs/word/01_カリキュラム_タイムテーブル.docx
+++ b/docs/word/01_カリキュラム_タイムテーブル.docx
@@ -1626,7 +1626,7 @@
                 <w:b w:val="0"/>
                 <w:sz w:val="19"/>
               </w:rPr>
-              <w:t>—</w:t>
+              <w:t>ミニ演習D2-1</w:t>
             </w:r>
           </w:p>
         </w:tc>
@@ -1702,6 +1702,22 @@
           </w:tcPr>
           <w:p>
             <w:r/>
+            <w:r>
+              <w:rPr>
+                <w:rFonts w:ascii="Yu Gothic" w:hAnsi="Yu Gothic" w:eastAsia="游ゴシック"/>
+                <w:b/>
+                <w:sz w:val="19"/>
+              </w:rPr>
+              <w:t>ミニ演習6-1〜6-4</w:t>
+            </w:r>
+            <w:r>
+              <w:rPr>
+                <w:rFonts w:ascii="Yu Gothic" w:hAnsi="Yu Gothic" w:eastAsia="游ゴシック"/>
+                <w:b w:val="0"/>
+                <w:sz w:val="19"/>
+              </w:rPr>
+              <w:t xml:space="preserve"> ／ </w:t>
+            </w:r>
             <w:r>
               <w:rPr>
                 <w:rFonts w:ascii="Yu Gothic" w:hAnsi="Yu Gothic" w:eastAsia="游ゴシック"/>
@@ -4322,7 +4338,7 @@
           <w:rFonts w:ascii="Yu Gothic" w:hAnsi="Yu Gothic" w:eastAsia="游ゴシック"/>
           <w:b w:val="0"/>
         </w:rPr>
-        <w:t>：各スライドの直後に2〜5分のミニ演習がある（全26個、</w:t>
+        <w:t>：各スライドの直後に2〜5分のミニ演習がある（全31個、</w:t>
       </w:r>
       <w:r>
         <w:rPr>

--- a/docs/word/01_カリキュラム_タイムテーブル.docx
+++ b/docs/word/01_カリキュラム_タイムテーブル.docx
@@ -1896,6 +1896,22 @@
                 <w:b/>
                 <w:sz w:val="19"/>
               </w:rPr>
+              <w:t>ミニ演習7-1〜7-5</w:t>
+            </w:r>
+            <w:r>
+              <w:rPr>
+                <w:rFonts w:ascii="Yu Gothic" w:hAnsi="Yu Gothic" w:eastAsia="游ゴシック"/>
+                <w:b w:val="0"/>
+                <w:sz w:val="19"/>
+              </w:rPr>
+              <w:t xml:space="preserve"> ／ </w:t>
+            </w:r>
+            <w:r>
+              <w:rPr>
+                <w:rFonts w:ascii="Yu Gothic" w:hAnsi="Yu Gothic" w:eastAsia="游ゴシック"/>
+                <w:b/>
+                <w:sz w:val="19"/>
+              </w:rPr>
               <w:t>演習11</w:t>
             </w:r>
             <w:r>
@@ -2046,6 +2062,22 @@
           </w:tcPr>
           <w:p>
             <w:r/>
+            <w:r>
+              <w:rPr>
+                <w:rFonts w:ascii="Yu Gothic" w:hAnsi="Yu Gothic" w:eastAsia="游ゴシック"/>
+                <w:b/>
+                <w:sz w:val="19"/>
+              </w:rPr>
+              <w:t>ミニ演習8-1〜8-3</w:t>
+            </w:r>
+            <w:r>
+              <w:rPr>
+                <w:rFonts w:ascii="Yu Gothic" w:hAnsi="Yu Gothic" w:eastAsia="游ゴシック"/>
+                <w:b w:val="0"/>
+                <w:sz w:val="19"/>
+              </w:rPr>
+              <w:t xml:space="preserve"> ／ </w:t>
+            </w:r>
             <w:r>
               <w:rPr>
                 <w:rFonts w:ascii="Yu Gothic" w:hAnsi="Yu Gothic" w:eastAsia="游ゴシック"/>
@@ -4338,7 +4370,7 @@
           <w:rFonts w:ascii="Yu Gothic" w:hAnsi="Yu Gothic" w:eastAsia="游ゴシック"/>
           <w:b w:val="0"/>
         </w:rPr>
-        <w:t>：各スライドの直後に2〜5分のミニ演習がある（全31個、</w:t>
+        <w:t>：各スライドの直後に2〜5分のミニ演習がある（全39個、</w:t>
       </w:r>
       <w:r>
         <w:rPr>

--- a/docs/word/01_カリキュラム_タイムテーブル.docx
+++ b/docs/word/01_カリキュラム_タイムテーブル.docx
@@ -2256,7 +2256,15 @@
                 <w:b w:val="0"/>
                 <w:sz w:val="19"/>
               </w:rPr>
-              <w:t>デモ</w:t>
+              <w:t xml:space="preserve">デモ ／ </w:t>
+            </w:r>
+            <w:r>
+              <w:rPr>
+                <w:rFonts w:ascii="Yu Gothic" w:hAnsi="Yu Gothic" w:eastAsia="游ゴシック"/>
+                <w:b/>
+                <w:sz w:val="19"/>
+              </w:rPr>
+              <w:t>ミニ演習9-1〜9-5</w:t>
             </w:r>
           </w:p>
         </w:tc>
@@ -2398,6 +2406,22 @@
           </w:tcPr>
           <w:p>
             <w:r/>
+            <w:r>
+              <w:rPr>
+                <w:rFonts w:ascii="Yu Gothic" w:hAnsi="Yu Gothic" w:eastAsia="游ゴシック"/>
+                <w:b/>
+                <w:sz w:val="19"/>
+              </w:rPr>
+              <w:t>ミニ演習10-1〜10-4</w:t>
+            </w:r>
+            <w:r>
+              <w:rPr>
+                <w:rFonts w:ascii="Yu Gothic" w:hAnsi="Yu Gothic" w:eastAsia="游ゴシック"/>
+                <w:b w:val="0"/>
+                <w:sz w:val="19"/>
+              </w:rPr>
+              <w:t xml:space="preserve"> ／ </w:t>
+            </w:r>
             <w:r>
               <w:rPr>
                 <w:rFonts w:ascii="Yu Gothic" w:hAnsi="Yu Gothic" w:eastAsia="游ゴシック"/>
@@ -4370,7 +4394,7 @@
           <w:rFonts w:ascii="Yu Gothic" w:hAnsi="Yu Gothic" w:eastAsia="游ゴシック"/>
           <w:b w:val="0"/>
         </w:rPr>
-        <w:t>：各スライドの直後に2〜5分のミニ演習がある（全39個、</w:t>
+        <w:t>：各スライドの直後に2〜5分のミニ演習がある（全48個、</w:t>
       </w:r>
       <w:r>
         <w:rPr>

--- a/docs/word/01_カリキュラム_タイムテーブル.docx
+++ b/docs/word/01_カリキュラム_タイムテーブル.docx
@@ -2518,7 +2518,7 @@
                 <w:b w:val="0"/>
                 <w:sz w:val="19"/>
               </w:rPr>
-              <w:t>1人5分の発表＋講師フィードバック</w:t>
+              <w:t>1人5分の発表＋講師フィードバック（良い点 → リスクの指摘 → 次の一歩の提案）</w:t>
             </w:r>
           </w:p>
         </w:tc>
@@ -2534,7 +2534,7 @@
                 <w:b w:val="0"/>
                 <w:sz w:val="19"/>
               </w:rPr>
-              <w:t>—</w:t>
+              <w:t>ミニ演習S-1</w:t>
             </w:r>
           </w:p>
         </w:tc>
@@ -2600,7 +2600,7 @@
                 <w:b w:val="0"/>
                 <w:sz w:val="19"/>
               </w:rPr>
-              <w:t>2日間の振り返り、セキュア活用ガイドラインの再確認、理解度テスト・アンケート</w:t>
+              <w:t>2日間の振り返り、セキュア活用ガイドラインの再確認、明日からの一歩、理解度テスト・アンケート</w:t>
             </w:r>
           </w:p>
         </w:tc>
@@ -2616,7 +2616,7 @@
                 <w:b w:val="0"/>
                 <w:sz w:val="19"/>
               </w:rPr>
-              <w:t>—</w:t>
+              <w:t>ミニ演習S-2・S-3（時間がなければ持ち帰り）</w:t>
             </w:r>
           </w:p>
         </w:tc>
@@ -4394,7 +4394,7 @@
           <w:rFonts w:ascii="Yu Gothic" w:hAnsi="Yu Gothic" w:eastAsia="游ゴシック"/>
           <w:b w:val="0"/>
         </w:rPr>
-        <w:t>：各スライドの直後に2〜5分のミニ演習がある（全48個、</w:t>
+        <w:t>：各スライドの直後に2〜5分のミニ演習がある（全51個、</w:t>
       </w:r>
       <w:r>
         <w:rPr>

--- a/docs/word/01_カリキュラム_タイムテーブル.docx
+++ b/docs/word/01_カリキュラム_タイムテーブル.docx
@@ -1896,7 +1896,7 @@
                 <w:b/>
                 <w:sz w:val="19"/>
               </w:rPr>
-              <w:t>ミニ演習7-1〜7-5</w:t>
+              <w:t>ミニ演習7-2〜7-5</w:t>
             </w:r>
             <w:r>
               <w:rPr>
@@ -2068,7 +2068,7 @@
                 <w:b/>
                 <w:sz w:val="19"/>
               </w:rPr>
-              <w:t>ミニ演習8-1〜8-3</w:t>
+              <w:t>ミニ演習8-2・8-3</w:t>
             </w:r>
             <w:r>
               <w:rPr>
@@ -2264,7 +2264,7 @@
                 <w:b/>
                 <w:sz w:val="19"/>
               </w:rPr>
-              <w:t>ミニ演習9-1〜9-5</w:t>
+              <w:t>ミニ演習9-1・9-2・9-4・9-5</w:t>
             </w:r>
           </w:p>
         </w:tc>
@@ -2616,7 +2616,7 @@
                 <w:b w:val="0"/>
                 <w:sz w:val="19"/>
               </w:rPr>
-              <w:t>ミニ演習S-2・S-3（時間がなければ持ち帰り）</w:t>
+              <w:t>ミニ演習S-2（時間がなければ持ち帰り）</w:t>
             </w:r>
           </w:p>
         </w:tc>
@@ -4394,7 +4394,7 @@
           <w:rFonts w:ascii="Yu Gothic" w:hAnsi="Yu Gothic" w:eastAsia="游ゴシック"/>
           <w:b w:val="0"/>
         </w:rPr>
-        <w:t>：各スライドの直後に2〜5分のミニ演習がある（全51個、</w:t>
+        <w:t>：各スライドの直後に2〜5分のミニ演習がある（全41個、</w:t>
       </w:r>
       <w:r>
         <w:rPr>

--- a/docs/word/01_カリキュラム_タイムテーブル.docx
+++ b/docs/word/01_カリキュラム_タイムテーブル.docx
@@ -530,7 +530,7 @@
                 <w:b w:val="0"/>
                 <w:sz w:val="19"/>
               </w:rPr>
-              <w:t xml:space="preserve"> の説明、自己紹介、利用環境の確認（Copilot のサインイン、OneDrive 自動保存）</w:t>
+              <w:t xml:space="preserve"> の説明、アイスブレイク（生成AIの利用状況を A〜D で1つ選ぶ・1分）、自己紹介、利用環境の確認（Copilot のサインイン、OneDrive 自動保存）</w:t>
             </w:r>
           </w:p>
         </w:tc>
